--- a/Documentation/Meeting agenda - Aug 2026.docx
+++ b/Documentation/Meeting agenda - Aug 2026.docx
@@ -109,7 +109,15 @@
     <w:p>
       <w:r>
         <w:tab/>
-        <w:t>Financial update – Month income, ytd income, additional outgoings</w:t>
+        <w:t xml:space="preserve">Financial update – Month income, </w:t>
+      </w:r>
+      <w:proofErr w:type="spellStart"/>
+      <w:r>
+        <w:t>ytd</w:t>
+      </w:r>
+      <w:proofErr w:type="spellEnd"/>
+      <w:r>
+        <w:t xml:space="preserve"> income, additional outgoings</w:t>
       </w:r>
       <w:r>
         <w:t>, number of links used</w:t>
@@ -174,7 +182,11 @@
         <w:t>Resource restraints</w:t>
       </w:r>
     </w:p>
-    <w:p/>
+    <w:p>
+      <w:r>
+        <w:t>Data security</w:t>
+      </w:r>
+    </w:p>
     <w:p>
       <w:pPr>
         <w:pStyle w:val="ListParagraph"/>
@@ -316,7 +328,15 @@
         <w:t>Check</w:t>
       </w:r>
       <w:r>
-        <w:t xml:space="preserve"> that your privacy policy (if you have one) actually mentions location/search logging, even briefly.</w:t>
+        <w:t xml:space="preserve"> that your privacy policy (if you have one) </w:t>
+      </w:r>
+      <w:proofErr w:type="gramStart"/>
+      <w:r>
+        <w:t>actually mentions</w:t>
+      </w:r>
+      <w:proofErr w:type="gramEnd"/>
+      <w:r>
+        <w:t xml:space="preserve"> location/search logging, even briefly.</w:t>
       </w:r>
     </w:p>
     <w:p>
@@ -340,15 +360,60 @@
         <w:t>Data minimization</w:t>
       </w:r>
       <w:r>
-        <w:t xml:space="preserve"> — full postcode + exact lat/lon is more precise than most services would need for something like "how many searches happened in this area."</w:t>
-      </w:r>
-    </w:p>
-    <w:p>
-      <w:r>
-        <w:t>Claudes opinion  - “</w:t>
-      </w:r>
-      <w:r>
-        <w:t>Given RLS is sorted, I'd say the postcode/lat-lon precision and retention are the two things actually worth acting on. Want me to:</w:t>
+        <w:t xml:space="preserve"> — full postcode + exact </w:t>
+      </w:r>
+      <w:proofErr w:type="spellStart"/>
+      <w:r>
+        <w:t>lat</w:t>
+      </w:r>
+      <w:proofErr w:type="spellEnd"/>
+      <w:r>
+        <w:t>/</w:t>
+      </w:r>
+      <w:proofErr w:type="spellStart"/>
+      <w:r>
+        <w:t>lon</w:t>
+      </w:r>
+      <w:proofErr w:type="spellEnd"/>
+      <w:r>
+        <w:t xml:space="preserve"> is more precise than most services would need for something like "how many searches happened in this area."</w:t>
+      </w:r>
+    </w:p>
+    <w:p>
+      <w:proofErr w:type="gramStart"/>
+      <w:r>
+        <w:t>Claudes</w:t>
+      </w:r>
+      <w:proofErr w:type="gramEnd"/>
+      <w:r>
+        <w:t xml:space="preserve"> </w:t>
+      </w:r>
+      <w:proofErr w:type="gramStart"/>
+      <w:r>
+        <w:t>opinion  -</w:t>
+      </w:r>
+      <w:proofErr w:type="gramEnd"/>
+      <w:r>
+        <w:t xml:space="preserve"> “</w:t>
+      </w:r>
+      <w:r>
+        <w:t>Given RLS is sorted, I'd say the postcode/</w:t>
+      </w:r>
+      <w:proofErr w:type="spellStart"/>
+      <w:r>
+        <w:t>lat-lon</w:t>
+      </w:r>
+      <w:proofErr w:type="spellEnd"/>
+      <w:r>
+        <w:t xml:space="preserve"> precision and retention are the two things </w:t>
+      </w:r>
+      <w:proofErr w:type="gramStart"/>
+      <w:r>
+        <w:t>actually worth</w:t>
+      </w:r>
+      <w:proofErr w:type="gramEnd"/>
+      <w:r>
+        <w:t xml:space="preserve"> acting on. Want me to:</w:t>
       </w:r>
     </w:p>
     <w:p>
@@ -358,7 +423,23 @@
     </w:p>
     <w:p>
       <w:r>
-        <w:t>Add a retention/cleanup step (e.g. only keep the last 90 days) — this would need a small Supabase scheduled job (pg_cron) rather than anything in initial_event_run.py itself, since the app only runs when someone's using it, but I can write the SQL for it</w:t>
+        <w:t xml:space="preserve">Add a retention/cleanup step (e.g. only keep the last 90 days) — this would need a small </w:t>
+      </w:r>
+      <w:proofErr w:type="spellStart"/>
+      <w:r>
+        <w:t>Supabase</w:t>
+      </w:r>
+      <w:proofErr w:type="spellEnd"/>
+      <w:r>
+        <w:t xml:space="preserve"> scheduled job (</w:t>
+      </w:r>
+      <w:proofErr w:type="spellStart"/>
+      <w:r>
+        <w:t>pg_cron</w:t>
+      </w:r>
+      <w:proofErr w:type="spellEnd"/>
+      <w:r>
+        <w:t>) rather than anything in initial_event_run.py itself, since the app only runs when someone's using it, but I can write the SQL for it</w:t>
       </w:r>
       <w:r>
         <w:t>”</w:t>
@@ -397,7 +478,23 @@
         </w:numPr>
       </w:pPr>
       <w:r>
-        <w:t>Trademarking – do we state each area as intellectual property in its own right or bracket them as “Burdy Impact” or similar</w:t>
+        <w:t xml:space="preserve">Trademarking – do we state each area as intellectual property </w:t>
+      </w:r>
+      <w:proofErr w:type="gramStart"/>
+      <w:r>
+        <w:t>in its own right or</w:t>
+      </w:r>
+      <w:proofErr w:type="gramEnd"/>
+      <w:r>
+        <w:t xml:space="preserve"> bracket them as “</w:t>
+      </w:r>
+      <w:proofErr w:type="spellStart"/>
+      <w:r>
+        <w:t>Burdy</w:t>
+      </w:r>
+      <w:proofErr w:type="spellEnd"/>
+      <w:r>
+        <w:t xml:space="preserve"> Impact” or similar</w:t>
       </w:r>
     </w:p>
     <w:p>
@@ -414,7 +511,15 @@
         </w:numPr>
       </w:pPr>
       <w:r>
-        <w:t xml:space="preserve">Custom data collation – what is the process or response in the event that we are propositioned for </w:t>
+        <w:t xml:space="preserve">Custom data collation – what is the process or response </w:t>
+      </w:r>
+      <w:proofErr w:type="gramStart"/>
+      <w:r>
+        <w:t>in the event that</w:t>
+      </w:r>
+      <w:proofErr w:type="gramEnd"/>
+      <w:r>
+        <w:t xml:space="preserve"> we are propositioned for </w:t>
       </w:r>
       <w:r>
         <w:t>other data collation. Detailed in FAQ so clause needed in terms of use</w:t>
@@ -872,12 +977,21 @@
         </wp:anchor>
       </w:drawing>
     </w:r>
+    <w:proofErr w:type="spellStart"/>
     <w:r>
       <w:rPr>
         <w:color w:val="179948"/>
         <w:lang w:val="en-US"/>
       </w:rPr>
-      <w:t xml:space="preserve">Burdy Ltd </w:t>
+      <w:t>Burdy</w:t>
+    </w:r>
+    <w:proofErr w:type="spellEnd"/>
+    <w:r>
+      <w:rPr>
+        <w:color w:val="179948"/>
+        <w:lang w:val="en-US"/>
+      </w:rPr>
+      <w:t xml:space="preserve"> Ltd </w:t>
     </w:r>
     <w:r>
       <w:rPr>
